--- a/PillSync Doc.docx
+++ b/PillSync Doc.docx
@@ -33,60 +33,48 @@
           <w:szCs w:val="144"/>
         </w:rPr>
       </w:pPr>
-    </w:p>
-    <w:p>
-      <w:pPr>
-        <w:pStyle w:val="Title"/>
-        <w:spacing w:after="0"/>
-        <w:jc w:val="both"/>
+      <w:r>
         <w:rPr>
           <w:rFonts w:ascii="Times New Roman" w:hAnsi="Times New Roman" w:cs="Times New Roman"/>
           <w:sz w:val="144"/>
           <w:szCs w:val="144"/>
         </w:rPr>
-      </w:pPr>
-      <w:r>
+        <w:t xml:space="preserve">    </w:t>
+      </w:r>
+    </w:p>
+    <w:p>
+      <w:pPr>
+        <w:pStyle w:val="Title"/>
+        <w:spacing w:after="0"/>
+        <w:jc w:val="both"/>
         <w:rPr>
           <w:rFonts w:ascii="Times New Roman" w:hAnsi="Times New Roman" w:cs="Times New Roman"/>
           <w:sz w:val="144"/>
           <w:szCs w:val="144"/>
         </w:rPr>
-        <w:t xml:space="preserve">      </w:t>
-      </w:r>
+      </w:pPr>
       <w:r>
         <w:rPr>
           <w:rFonts w:ascii="Times New Roman" w:hAnsi="Times New Roman" w:cs="Times New Roman"/>
           <w:sz w:val="144"/>
           <w:szCs w:val="144"/>
         </w:rPr>
-        <w:t xml:space="preserve"> </w:t>
-      </w:r>
-    </w:p>
-    <w:p>
-      <w:pPr>
-        <w:pStyle w:val="Title"/>
-        <w:spacing w:after="0"/>
-        <w:jc w:val="both"/>
+        <w:t xml:space="preserve">    </w:t>
+      </w:r>
+      <w:r>
         <w:rPr>
           <w:rFonts w:ascii="Times New Roman" w:hAnsi="Times New Roman" w:cs="Times New Roman"/>
           <w:sz w:val="144"/>
           <w:szCs w:val="144"/>
         </w:rPr>
-      </w:pPr>
+        <w:t xml:space="preserve"> </w:t>
+      </w:r>
       <w:r>
         <w:rPr>
           <w:rFonts w:ascii="Times New Roman" w:hAnsi="Times New Roman" w:cs="Times New Roman"/>
           <w:sz w:val="144"/>
           <w:szCs w:val="144"/>
         </w:rPr>
-        <w:t xml:space="preserve">      </w:t>
-      </w:r>
-      <w:r>
-        <w:rPr>
-          <w:rFonts w:ascii="Times New Roman" w:hAnsi="Times New Roman" w:cs="Times New Roman"/>
-          <w:sz w:val="144"/>
-          <w:szCs w:val="144"/>
-        </w:rPr>
         <w:t>PillSync</w:t>
       </w:r>
     </w:p>
@@ -202,7 +190,13 @@
         <w:t xml:space="preserve">                                                                                                 </w:t>
       </w:r>
       <w:r>
-        <w:t xml:space="preserve">    </w:t>
+        <w:t xml:space="preserve"> </w:t>
+      </w:r>
+      <w:r>
+        <w:t xml:space="preserve">  </w:t>
+      </w:r>
+      <w:r>
+        <w:t xml:space="preserve"> </w:t>
       </w:r>
       <w:r>
         <w:rPr>
@@ -298,7 +292,6 @@
           <w:sz w:val="36"/>
           <w:szCs w:val="36"/>
         </w:rPr>
-        <w:lastRenderedPageBreak/>
         <w:t xml:space="preserve">                                                           Sujata Behera</w:t>
       </w:r>
     </w:p>
@@ -323,26 +316,61 @@
     </w:p>
     <w:p>
       <w:pPr>
-        <w:jc w:val="both"/>
-        <w:rPr>
-          <w:rFonts w:ascii="Times New Roman" w:hAnsi="Times New Roman" w:cs="Times New Roman"/>
-          <w:sz w:val="36"/>
-          <w:szCs w:val="36"/>
-        </w:rPr>
-      </w:pPr>
-      <w:r>
-        <w:rPr>
-          <w:rFonts w:ascii="Times New Roman" w:hAnsi="Times New Roman" w:cs="Times New Roman"/>
-          <w:sz w:val="36"/>
-          <w:szCs w:val="36"/>
-        </w:rPr>
-        <w:br w:type="page"/>
-      </w:r>
-    </w:p>
-    <w:p>
-      <w:pPr>
-        <w:spacing w:after="0"/>
-        <w:jc w:val="both"/>
+        <w:pStyle w:val="NoSpacing"/>
+        <w:rPr>
+          <w:sz w:val="36"/>
+          <w:szCs w:val="36"/>
+        </w:rPr>
+      </w:pPr>
+    </w:p>
+    <w:p>
+      <w:pPr>
+        <w:pStyle w:val="NoSpacing"/>
+        <w:rPr>
+          <w:sz w:val="36"/>
+          <w:szCs w:val="36"/>
+        </w:rPr>
+      </w:pPr>
+    </w:p>
+    <w:p>
+      <w:pPr>
+        <w:pStyle w:val="NoSpacing"/>
+        <w:rPr>
+          <w:sz w:val="36"/>
+          <w:szCs w:val="36"/>
+        </w:rPr>
+      </w:pPr>
+    </w:p>
+    <w:p>
+      <w:pPr>
+        <w:pStyle w:val="NoSpacing"/>
+        <w:rPr>
+          <w:sz w:val="36"/>
+          <w:szCs w:val="36"/>
+        </w:rPr>
+      </w:pPr>
+    </w:p>
+    <w:p>
+      <w:pPr>
+        <w:pStyle w:val="NoSpacing"/>
+        <w:rPr>
+          <w:sz w:val="36"/>
+          <w:szCs w:val="36"/>
+        </w:rPr>
+      </w:pPr>
+    </w:p>
+    <w:p>
+      <w:pPr>
+        <w:pStyle w:val="NoSpacing"/>
+        <w:rPr>
+          <w:sz w:val="36"/>
+          <w:szCs w:val="36"/>
+        </w:rPr>
+      </w:pPr>
+    </w:p>
+    <w:p>
+      <w:pPr>
+        <w:pStyle w:val="NoSpacing"/>
         <w:rPr>
           <w:rFonts w:ascii="Times New Roman" w:hAnsi="Times New Roman" w:cs="Times New Roman"/>
           <w:b/>
@@ -351,7 +379,10 @@
           <w:szCs w:val="40"/>
         </w:rPr>
       </w:pPr>
-      <w:r>
+    </w:p>
+    <w:p>
+      <w:pPr>
+        <w:pStyle w:val="NoSpacing"/>
         <w:rPr>
           <w:rFonts w:ascii="Times New Roman" w:hAnsi="Times New Roman" w:cs="Times New Roman"/>
           <w:b/>
@@ -359,6 +390,506 @@
           <w:sz w:val="40"/>
           <w:szCs w:val="40"/>
         </w:rPr>
+      </w:pPr>
+    </w:p>
+    <w:p>
+      <w:pPr>
+        <w:pStyle w:val="NoSpacing"/>
+        <w:rPr>
+          <w:rFonts w:ascii="Times New Roman" w:hAnsi="Times New Roman" w:cs="Times New Roman"/>
+          <w:b/>
+          <w:bCs/>
+          <w:sz w:val="40"/>
+          <w:szCs w:val="40"/>
+        </w:rPr>
+      </w:pPr>
+      <w:r>
+        <w:rPr>
+          <w:rFonts w:ascii="Times New Roman" w:hAnsi="Times New Roman" w:cs="Times New Roman"/>
+          <w:b/>
+          <w:bCs/>
+          <w:sz w:val="40"/>
+          <w:szCs w:val="40"/>
+        </w:rPr>
+        <w:t>Table of Contants</w:t>
+      </w:r>
+    </w:p>
+    <w:p>
+      <w:pPr>
+        <w:pStyle w:val="NoSpacing"/>
+        <w:rPr>
+          <w:rFonts w:ascii="Times New Roman" w:hAnsi="Times New Roman" w:cs="Times New Roman"/>
+          <w:b/>
+          <w:bCs/>
+          <w:sz w:val="40"/>
+          <w:szCs w:val="40"/>
+        </w:rPr>
+      </w:pPr>
+    </w:p>
+    <w:p>
+      <w:pPr>
+        <w:pStyle w:val="NoSpacing"/>
+        <w:numPr>
+          <w:ilvl w:val="0"/>
+          <w:numId w:val="7"/>
+        </w:numPr>
+        <w:rPr>
+          <w:rFonts w:ascii="Times New Roman" w:hAnsi="Times New Roman" w:cs="Times New Roman"/>
+          <w:sz w:val="36"/>
+          <w:szCs w:val="36"/>
+        </w:rPr>
+      </w:pPr>
+      <w:r>
+        <w:rPr>
+          <w:rFonts w:ascii="Times New Roman" w:hAnsi="Times New Roman" w:cs="Times New Roman"/>
+          <w:sz w:val="36"/>
+          <w:szCs w:val="36"/>
+        </w:rPr>
+        <w:t>INTRODUCTION</w:t>
+      </w:r>
+    </w:p>
+    <w:p>
+      <w:pPr>
+        <w:pStyle w:val="NoSpacing"/>
+        <w:ind w:left="360"/>
+        <w:rPr>
+          <w:rFonts w:ascii="Times New Roman" w:hAnsi="Times New Roman" w:cs="Times New Roman"/>
+          <w:sz w:val="36"/>
+          <w:szCs w:val="36"/>
+        </w:rPr>
+      </w:pPr>
+    </w:p>
+    <w:p>
+      <w:pPr>
+        <w:spacing w:after="0"/>
+        <w:jc w:val="both"/>
+        <w:rPr>
+          <w:rFonts w:ascii="Times New Roman" w:hAnsi="Times New Roman" w:cs="Times New Roman"/>
+          <w:sz w:val="36"/>
+          <w:szCs w:val="36"/>
+        </w:rPr>
+      </w:pPr>
+      <w:r>
+        <w:rPr>
+          <w:rFonts w:ascii="Times New Roman" w:hAnsi="Times New Roman" w:cs="Times New Roman"/>
+          <w:sz w:val="36"/>
+          <w:szCs w:val="36"/>
+        </w:rPr>
+        <w:t xml:space="preserve">    </w:t>
+      </w:r>
+      <w:r>
+        <w:rPr>
+          <w:rFonts w:ascii="Times New Roman" w:hAnsi="Times New Roman" w:cs="Times New Roman"/>
+          <w:sz w:val="36"/>
+          <w:szCs w:val="36"/>
+        </w:rPr>
+        <w:t>2.PROBLEM STATEMENT</w:t>
+      </w:r>
+    </w:p>
+    <w:p>
+      <w:pPr>
+        <w:spacing w:after="0"/>
+        <w:jc w:val="both"/>
+        <w:rPr>
+          <w:rFonts w:ascii="Times New Roman" w:hAnsi="Times New Roman" w:cs="Times New Roman"/>
+          <w:sz w:val="36"/>
+          <w:szCs w:val="36"/>
+        </w:rPr>
+      </w:pPr>
+    </w:p>
+    <w:p>
+      <w:pPr>
+        <w:spacing w:after="0"/>
+        <w:ind w:left="360"/>
+        <w:jc w:val="both"/>
+        <w:rPr>
+          <w:rFonts w:ascii="Times New Roman" w:hAnsi="Times New Roman" w:cs="Times New Roman"/>
+          <w:sz w:val="36"/>
+          <w:szCs w:val="36"/>
+        </w:rPr>
+      </w:pPr>
+      <w:r>
+        <w:rPr>
+          <w:rFonts w:ascii="Times New Roman" w:hAnsi="Times New Roman" w:cs="Times New Roman"/>
+          <w:sz w:val="36"/>
+          <w:szCs w:val="36"/>
+        </w:rPr>
+        <w:t>3.</w:t>
+      </w:r>
+      <w:r>
+        <w:rPr>
+          <w:rFonts w:ascii="Times New Roman" w:hAnsi="Times New Roman" w:cs="Times New Roman"/>
+          <w:sz w:val="36"/>
+          <w:szCs w:val="36"/>
+        </w:rPr>
+        <w:t>OBJECTIVES</w:t>
+      </w:r>
+    </w:p>
+    <w:p>
+      <w:pPr>
+        <w:spacing w:after="0"/>
+        <w:jc w:val="both"/>
+        <w:rPr>
+          <w:rFonts w:ascii="Times New Roman" w:hAnsi="Times New Roman" w:cs="Times New Roman"/>
+          <w:sz w:val="36"/>
+          <w:szCs w:val="36"/>
+        </w:rPr>
+      </w:pPr>
+    </w:p>
+    <w:p>
+      <w:pPr>
+        <w:spacing w:after="0"/>
+        <w:jc w:val="both"/>
+        <w:rPr>
+          <w:rFonts w:ascii="Times New Roman" w:hAnsi="Times New Roman" w:cs="Times New Roman"/>
+          <w:sz w:val="36"/>
+          <w:szCs w:val="36"/>
+        </w:rPr>
+      </w:pPr>
+      <w:r>
+        <w:rPr>
+          <w:rFonts w:ascii="Times New Roman" w:hAnsi="Times New Roman" w:cs="Times New Roman"/>
+          <w:sz w:val="36"/>
+          <w:szCs w:val="36"/>
+        </w:rPr>
+        <w:t xml:space="preserve">    </w:t>
+      </w:r>
+      <w:r>
+        <w:rPr>
+          <w:rFonts w:ascii="Times New Roman" w:hAnsi="Times New Roman" w:cs="Times New Roman"/>
+          <w:sz w:val="36"/>
+          <w:szCs w:val="36"/>
+        </w:rPr>
+        <w:t>4</w:t>
+      </w:r>
+      <w:r>
+        <w:rPr>
+          <w:rFonts w:ascii="Times New Roman" w:hAnsi="Times New Roman" w:cs="Times New Roman"/>
+          <w:sz w:val="36"/>
+          <w:szCs w:val="36"/>
+        </w:rPr>
+        <w:t xml:space="preserve"> </w:t>
+      </w:r>
+      <w:r>
+        <w:rPr>
+          <w:rFonts w:ascii="Times New Roman" w:hAnsi="Times New Roman" w:cs="Times New Roman"/>
+          <w:sz w:val="36"/>
+          <w:szCs w:val="36"/>
+        </w:rPr>
+        <w:t>. PROPOSED SYSTEM AND WORKFLOW</w:t>
+      </w:r>
+    </w:p>
+    <w:p>
+      <w:pPr>
+        <w:spacing w:after="0"/>
+        <w:jc w:val="both"/>
+        <w:rPr>
+          <w:rFonts w:ascii="Times New Roman" w:hAnsi="Times New Roman" w:cs="Times New Roman"/>
+          <w:sz w:val="36"/>
+          <w:szCs w:val="36"/>
+        </w:rPr>
+      </w:pPr>
+      <w:r>
+        <w:rPr>
+          <w:rFonts w:ascii="Times New Roman" w:hAnsi="Times New Roman" w:cs="Times New Roman"/>
+          <w:sz w:val="36"/>
+          <w:szCs w:val="36"/>
+        </w:rPr>
+        <w:t xml:space="preserve">     </w:t>
+      </w:r>
+    </w:p>
+    <w:p>
+      <w:pPr>
+        <w:spacing w:after="0"/>
+        <w:jc w:val="both"/>
+        <w:rPr>
+          <w:rFonts w:ascii="Times New Roman" w:hAnsi="Times New Roman" w:cs="Times New Roman"/>
+          <w:sz w:val="36"/>
+          <w:szCs w:val="36"/>
+        </w:rPr>
+      </w:pPr>
+      <w:r>
+        <w:rPr>
+          <w:rFonts w:ascii="Times New Roman" w:hAnsi="Times New Roman" w:cs="Times New Roman"/>
+          <w:sz w:val="36"/>
+          <w:szCs w:val="36"/>
+        </w:rPr>
+        <w:t xml:space="preserve">    </w:t>
+      </w:r>
+      <w:r>
+        <w:rPr>
+          <w:rFonts w:ascii="Times New Roman" w:hAnsi="Times New Roman" w:cs="Times New Roman"/>
+          <w:sz w:val="36"/>
+          <w:szCs w:val="36"/>
+        </w:rPr>
+        <w:t>5. TECHNOLOGY STACK</w:t>
+      </w:r>
+    </w:p>
+    <w:p>
+      <w:pPr>
+        <w:spacing w:after="0"/>
+        <w:rPr>
+          <w:rFonts w:ascii="Times New Roman" w:hAnsi="Times New Roman" w:cs="Times New Roman"/>
+          <w:sz w:val="36"/>
+          <w:szCs w:val="36"/>
+        </w:rPr>
+      </w:pPr>
+      <w:r>
+        <w:rPr>
+          <w:rFonts w:ascii="Times New Roman" w:hAnsi="Times New Roman" w:cs="Times New Roman"/>
+          <w:sz w:val="36"/>
+          <w:szCs w:val="36"/>
+        </w:rPr>
+        <w:t xml:space="preserve">     </w:t>
+      </w:r>
+    </w:p>
+    <w:p>
+      <w:pPr>
+        <w:spacing w:after="0"/>
+        <w:rPr>
+          <w:rFonts w:ascii="Times New Roman" w:hAnsi="Times New Roman" w:cs="Times New Roman"/>
+          <w:sz w:val="28"/>
+          <w:szCs w:val="28"/>
+        </w:rPr>
+      </w:pPr>
+      <w:r>
+        <w:rPr>
+          <w:rFonts w:ascii="Times New Roman" w:hAnsi="Times New Roman" w:cs="Times New Roman"/>
+          <w:sz w:val="36"/>
+          <w:szCs w:val="36"/>
+        </w:rPr>
+        <w:t xml:space="preserve">    </w:t>
+      </w:r>
+      <w:r>
+        <w:rPr>
+          <w:rFonts w:ascii="Times New Roman" w:hAnsi="Times New Roman" w:cs="Times New Roman"/>
+          <w:sz w:val="36"/>
+          <w:szCs w:val="36"/>
+        </w:rPr>
+        <w:t>6. FUNCTIONALITIES</w:t>
+      </w:r>
+    </w:p>
+    <w:p>
+      <w:pPr>
+        <w:jc w:val="both"/>
+        <w:rPr>
+          <w:rFonts w:ascii="Times New Roman" w:hAnsi="Times New Roman" w:cs="Times New Roman"/>
+          <w:sz w:val="28"/>
+          <w:szCs w:val="28"/>
+        </w:rPr>
+      </w:pPr>
+      <w:r>
+        <w:rPr>
+          <w:rFonts w:ascii="Times New Roman" w:hAnsi="Times New Roman" w:cs="Times New Roman"/>
+          <w:sz w:val="36"/>
+          <w:szCs w:val="36"/>
+        </w:rPr>
+        <w:t xml:space="preserve">   </w:t>
+      </w:r>
+      <w:r>
+        <w:rPr>
+          <w:rFonts w:ascii="Times New Roman" w:hAnsi="Times New Roman" w:cs="Times New Roman"/>
+          <w:sz w:val="36"/>
+          <w:szCs w:val="36"/>
+        </w:rPr>
+        <w:t xml:space="preserve"> </w:t>
+      </w:r>
+    </w:p>
+    <w:p>
+      <w:pPr>
+        <w:jc w:val="both"/>
+        <w:rPr>
+          <w:rFonts w:ascii="Times New Roman" w:hAnsi="Times New Roman" w:cs="Times New Roman"/>
+          <w:sz w:val="28"/>
+          <w:szCs w:val="28"/>
+        </w:rPr>
+      </w:pPr>
+      <w:r>
+        <w:rPr>
+          <w:rFonts w:ascii="Times New Roman" w:hAnsi="Times New Roman" w:cs="Times New Roman"/>
+          <w:sz w:val="28"/>
+          <w:szCs w:val="28"/>
+        </w:rPr>
+        <w:t xml:space="preserve">     </w:t>
+      </w:r>
+      <w:r>
+        <w:rPr>
+          <w:rFonts w:ascii="Times New Roman" w:hAnsi="Times New Roman" w:cs="Times New Roman"/>
+          <w:sz w:val="36"/>
+          <w:szCs w:val="36"/>
+        </w:rPr>
+        <w:t>7. UI SCREENSHOTS</w:t>
+      </w:r>
+    </w:p>
+    <w:p>
+      <w:pPr>
+        <w:spacing w:after="0"/>
+        <w:jc w:val="both"/>
+        <w:rPr>
+          <w:rFonts w:ascii="Times New Roman" w:hAnsi="Times New Roman" w:cs="Times New Roman"/>
+          <w:sz w:val="36"/>
+          <w:szCs w:val="36"/>
+        </w:rPr>
+      </w:pPr>
+      <w:r>
+        <w:rPr>
+          <w:rFonts w:ascii="Times New Roman" w:hAnsi="Times New Roman" w:cs="Times New Roman"/>
+          <w:sz w:val="36"/>
+          <w:szCs w:val="36"/>
+        </w:rPr>
+        <w:t xml:space="preserve"> </w:t>
+      </w:r>
+    </w:p>
+    <w:p>
+      <w:pPr>
+        <w:spacing w:after="0"/>
+        <w:jc w:val="both"/>
+        <w:rPr>
+          <w:rFonts w:ascii="Times New Roman" w:hAnsi="Times New Roman" w:cs="Times New Roman"/>
+          <w:sz w:val="36"/>
+          <w:szCs w:val="36"/>
+        </w:rPr>
+      </w:pPr>
+      <w:r>
+        <w:rPr>
+          <w:rFonts w:ascii="Times New Roman" w:hAnsi="Times New Roman" w:cs="Times New Roman"/>
+          <w:sz w:val="36"/>
+          <w:szCs w:val="36"/>
+        </w:rPr>
+        <w:t xml:space="preserve">    </w:t>
+      </w:r>
+      <w:r>
+        <w:rPr>
+          <w:rFonts w:ascii="Times New Roman" w:hAnsi="Times New Roman" w:cs="Times New Roman"/>
+          <w:sz w:val="36"/>
+          <w:szCs w:val="36"/>
+        </w:rPr>
+        <w:t>8. CONCLUSION</w:t>
+      </w:r>
+    </w:p>
+    <w:p>
+      <w:pPr>
+        <w:spacing w:after="0"/>
+        <w:jc w:val="both"/>
+        <w:rPr>
+          <w:rFonts w:ascii="Times New Roman" w:hAnsi="Times New Roman" w:cs="Times New Roman"/>
+          <w:sz w:val="36"/>
+          <w:szCs w:val="36"/>
+        </w:rPr>
+      </w:pPr>
+    </w:p>
+    <w:p>
+      <w:pPr>
+        <w:spacing w:after="0"/>
+        <w:jc w:val="both"/>
+        <w:rPr>
+          <w:rFonts w:ascii="Times New Roman" w:hAnsi="Times New Roman" w:cs="Times New Roman"/>
+          <w:sz w:val="28"/>
+          <w:szCs w:val="28"/>
+        </w:rPr>
+      </w:pPr>
+      <w:r>
+        <w:rPr>
+          <w:rFonts w:ascii="Times New Roman" w:hAnsi="Times New Roman" w:cs="Times New Roman"/>
+          <w:sz w:val="36"/>
+          <w:szCs w:val="36"/>
+        </w:rPr>
+        <w:t xml:space="preserve">    </w:t>
+      </w:r>
+      <w:r>
+        <w:rPr>
+          <w:rFonts w:ascii="Times New Roman" w:hAnsi="Times New Roman" w:cs="Times New Roman"/>
+          <w:sz w:val="36"/>
+          <w:szCs w:val="36"/>
+        </w:rPr>
+        <w:t>9. FUTURE ENHANCEMENTS</w:t>
+      </w:r>
+    </w:p>
+    <w:p>
+      <w:pPr>
+        <w:spacing w:after="0"/>
+        <w:jc w:val="both"/>
+        <w:rPr>
+          <w:rFonts w:ascii="Times New Roman" w:hAnsi="Times New Roman" w:cs="Times New Roman"/>
+          <w:b/>
+          <w:bCs/>
+          <w:sz w:val="28"/>
+          <w:szCs w:val="28"/>
+        </w:rPr>
+      </w:pPr>
+    </w:p>
+    <w:p>
+      <w:pPr>
+        <w:spacing w:after="0"/>
+        <w:jc w:val="both"/>
+        <w:rPr>
+          <w:rFonts w:ascii="Times New Roman" w:hAnsi="Times New Roman" w:cs="Times New Roman"/>
+          <w:b/>
+          <w:bCs/>
+          <w:sz w:val="28"/>
+          <w:szCs w:val="28"/>
+        </w:rPr>
+      </w:pPr>
+    </w:p>
+    <w:p>
+      <w:pPr>
+        <w:spacing w:after="0"/>
+        <w:jc w:val="both"/>
+        <w:rPr>
+          <w:rFonts w:ascii="Times New Roman" w:hAnsi="Times New Roman" w:cs="Times New Roman"/>
+          <w:sz w:val="28"/>
+          <w:szCs w:val="28"/>
+        </w:rPr>
+      </w:pPr>
+    </w:p>
+    <w:p>
+      <w:pPr>
+        <w:spacing w:after="0"/>
+        <w:jc w:val="both"/>
+        <w:rPr>
+          <w:rFonts w:ascii="Times New Roman" w:hAnsi="Times New Roman" w:cs="Times New Roman"/>
+          <w:b/>
+          <w:bCs/>
+          <w:sz w:val="28"/>
+          <w:szCs w:val="28"/>
+        </w:rPr>
+      </w:pPr>
+    </w:p>
+    <w:p>
+      <w:pPr>
+        <w:spacing w:after="0"/>
+        <w:jc w:val="both"/>
+        <w:rPr>
+          <w:rFonts w:ascii="Times New Roman" w:hAnsi="Times New Roman" w:cs="Times New Roman"/>
+          <w:b/>
+          <w:bCs/>
+          <w:sz w:val="28"/>
+          <w:szCs w:val="28"/>
+        </w:rPr>
+      </w:pPr>
+    </w:p>
+    <w:p>
+      <w:pPr>
+        <w:pStyle w:val="NoSpacing"/>
+        <w:rPr>
+          <w:rFonts w:ascii="Times New Roman" w:hAnsi="Times New Roman" w:cs="Times New Roman"/>
+          <w:b/>
+          <w:bCs/>
+          <w:sz w:val="40"/>
+          <w:szCs w:val="40"/>
+        </w:rPr>
+      </w:pPr>
+      <w:r>
+        <w:br w:type="page"/>
+      </w:r>
+      <w:r>
+        <w:rPr>
+          <w:rFonts w:ascii="Times New Roman" w:hAnsi="Times New Roman" w:cs="Times New Roman"/>
+          <w:b/>
+          <w:bCs/>
+          <w:sz w:val="40"/>
+          <w:szCs w:val="40"/>
+        </w:rPr>
         <w:lastRenderedPageBreak/>
         <w:t>Intelligent Medicine Reminder and Medication Tracking Platform</w:t>
       </w:r>
@@ -396,7 +927,17 @@
           <w:sz w:val="36"/>
           <w:szCs w:val="36"/>
         </w:rPr>
-        <w:t>1. INTRODUCTION</w:t>
+        <w:t xml:space="preserve">1. </w:t>
+      </w:r>
+      <w:r>
+        <w:rPr>
+          <w:rFonts w:ascii="Times New Roman" w:hAnsi="Times New Roman" w:cs="Times New Roman"/>
+          <w:b/>
+          <w:bCs/>
+          <w:sz w:val="36"/>
+          <w:szCs w:val="36"/>
+        </w:rPr>
+        <w:t>INTRODUCTION</w:t>
       </w:r>
     </w:p>
     <w:p>
@@ -435,8 +976,6 @@
         <w:jc w:val="both"/>
         <w:rPr>
           <w:rFonts w:ascii="Times New Roman" w:hAnsi="Times New Roman" w:cs="Times New Roman"/>
-          <w:sz w:val="36"/>
-          <w:szCs w:val="36"/>
         </w:rPr>
       </w:pPr>
     </w:p>
@@ -692,7 +1231,6 @@
           <w:b/>
           <w:bCs/>
         </w:rPr>
-        <w:lastRenderedPageBreak/>
         <w:t>Stock Monitoring:</w:t>
       </w:r>
       <w:r>
@@ -720,6 +1258,7 @@
           <w:b/>
           <w:bCs/>
         </w:rPr>
+        <w:lastRenderedPageBreak/>
         <w:t>Medication History:</w:t>
       </w:r>
       <w:r>
@@ -1265,6 +1804,7 @@
       <w:r>
         <w:rPr>
           <w:rFonts w:ascii="Times New Roman" w:hAnsi="Times New Roman" w:cs="Times New Roman"/>
+          <w:noProof/>
         </w:rPr>
         <w:lastRenderedPageBreak/>
         <w:drawing>
@@ -1283,7 +1823,7 @@
                     <pic:cNvPicPr/>
                   </pic:nvPicPr>
                   <pic:blipFill>
-                    <a:blip r:embed="rId5"/>
+                    <a:blip r:embed="rId7"/>
                     <a:stretch>
                       <a:fillRect/>
                     </a:stretch>
@@ -1660,6 +2200,27 @@
     </w:p>
     <w:p>
       <w:pPr>
+        <w:spacing w:after="0"/>
+        <w:jc w:val="both"/>
+        <w:rPr>
+          <w:rFonts w:ascii="Times New Roman" w:hAnsi="Times New Roman" w:cs="Times New Roman"/>
+          <w:sz w:val="28"/>
+          <w:szCs w:val="28"/>
+        </w:rPr>
+      </w:pPr>
+      <w:r>
+        <w:rPr>
+          <w:rFonts w:ascii="Times New Roman" w:hAnsi="Times New Roman" w:cs="Times New Roman"/>
+          <w:b/>
+          <w:bCs/>
+          <w:sz w:val="28"/>
+          <w:szCs w:val="28"/>
+        </w:rPr>
+        <w:t>5.3 Database</w:t>
+      </w:r>
+    </w:p>
+    <w:p>
+      <w:pPr>
         <w:numPr>
           <w:ilvl w:val="0"/>
           <w:numId w:val="4"/>
@@ -1675,31 +2236,6 @@
       <w:r>
         <w:rPr>
           <w:rFonts w:ascii="Times New Roman" w:hAnsi="Times New Roman" w:cs="Times New Roman"/>
-          <w:b/>
-          <w:bCs/>
-          <w:sz w:val="28"/>
-          <w:szCs w:val="28"/>
-        </w:rPr>
-        <w:t>5.3 Database</w:t>
-      </w:r>
-    </w:p>
-    <w:p>
-      <w:pPr>
-        <w:numPr>
-          <w:ilvl w:val="0"/>
-          <w:numId w:val="4"/>
-        </w:numPr>
-        <w:spacing w:after="0"/>
-        <w:jc w:val="both"/>
-        <w:rPr>
-          <w:rFonts w:ascii="Times New Roman" w:hAnsi="Times New Roman" w:cs="Times New Roman"/>
-          <w:sz w:val="28"/>
-          <w:szCs w:val="28"/>
-        </w:rPr>
-      </w:pPr>
-      <w:r>
-        <w:rPr>
-          <w:rFonts w:ascii="Times New Roman" w:hAnsi="Times New Roman" w:cs="Times New Roman"/>
         </w:rPr>
         <w:t>The database stores relevant application information, such as user details, medicine records, medication schedules, and dose history. The specific database depends on the backend configuration used by the team</w:t>
       </w:r>
@@ -2343,6 +2879,7 @@
           <w:rFonts w:ascii="Times New Roman" w:hAnsi="Times New Roman" w:cs="Times New Roman"/>
           <w:b/>
           <w:bCs/>
+          <w:noProof/>
           <w:sz w:val="40"/>
           <w:szCs w:val="40"/>
         </w:rPr>
@@ -2362,7 +2899,7 @@
                     <pic:cNvPicPr/>
                   </pic:nvPicPr>
                   <pic:blipFill>
-                    <a:blip r:embed="rId6"/>
+                    <a:blip r:embed="rId8"/>
                     <a:stretch>
                       <a:fillRect/>
                     </a:stretch>
@@ -2408,14 +2945,41 @@
           <w:szCs w:val="28"/>
         </w:rPr>
       </w:pPr>
-      <w:r>
-        <w:rPr>
-          <w:rFonts w:ascii="Times New Roman" w:hAnsi="Times New Roman" w:cs="Times New Roman"/>
-          <w:b/>
-          <w:bCs/>
-          <w:sz w:val="28"/>
-          <w:szCs w:val="28"/>
-        </w:rPr>
+    </w:p>
+    <w:p>
+      <w:pPr>
+        <w:spacing w:after="0"/>
+        <w:jc w:val="both"/>
+        <w:rPr>
+          <w:rFonts w:ascii="Times New Roman" w:hAnsi="Times New Roman" w:cs="Times New Roman"/>
+          <w:b/>
+          <w:bCs/>
+          <w:sz w:val="28"/>
+          <w:szCs w:val="28"/>
+        </w:rPr>
+      </w:pPr>
+    </w:p>
+    <w:p>
+      <w:pPr>
+        <w:spacing w:after="0"/>
+        <w:jc w:val="both"/>
+        <w:rPr>
+          <w:rFonts w:ascii="Times New Roman" w:hAnsi="Times New Roman" w:cs="Times New Roman"/>
+          <w:b/>
+          <w:bCs/>
+          <w:sz w:val="28"/>
+          <w:szCs w:val="28"/>
+        </w:rPr>
+      </w:pPr>
+      <w:r>
+        <w:rPr>
+          <w:rFonts w:ascii="Times New Roman" w:hAnsi="Times New Roman" w:cs="Times New Roman"/>
+          <w:b/>
+          <w:bCs/>
+          <w:sz w:val="28"/>
+          <w:szCs w:val="28"/>
+        </w:rPr>
+        <w:lastRenderedPageBreak/>
         <w:t>7.</w:t>
       </w:r>
       <w:r>
@@ -2452,10 +3016,10 @@
       <w:r>
         <w:rPr>
           <w:rFonts w:ascii="Times New Roman" w:hAnsi="Times New Roman" w:cs="Times New Roman"/>
+          <w:noProof/>
           <w:sz w:val="40"/>
           <w:szCs w:val="40"/>
         </w:rPr>
-        <w:lastRenderedPageBreak/>
         <w:drawing>
           <wp:inline distT="0" distB="0" distL="0" distR="0" wp14:anchorId="78C38DB7" wp14:editId="5A60965C">
             <wp:extent cx="5731510" cy="2743835"/>
@@ -2472,7 +3036,7 @@
                     <pic:cNvPicPr/>
                   </pic:nvPicPr>
                   <pic:blipFill>
-                    <a:blip r:embed="rId7"/>
+                    <a:blip r:embed="rId9"/>
                     <a:stretch>
                       <a:fillRect/>
                     </a:stretch>
@@ -2598,27 +3162,7 @@
           <w:sz w:val="28"/>
           <w:szCs w:val="28"/>
         </w:rPr>
-        <w:t>7.</w:t>
-      </w:r>
-      <w:r>
-        <w:rPr>
-          <w:rFonts w:ascii="Times New Roman" w:hAnsi="Times New Roman" w:cs="Times New Roman"/>
-          <w:b/>
-          <w:bCs/>
-          <w:sz w:val="28"/>
-          <w:szCs w:val="28"/>
-        </w:rPr>
-        <w:t>3</w:t>
-      </w:r>
-      <w:r>
-        <w:rPr>
-          <w:rFonts w:ascii="Times New Roman" w:hAnsi="Times New Roman" w:cs="Times New Roman"/>
-          <w:b/>
-          <w:bCs/>
-          <w:sz w:val="28"/>
-          <w:szCs w:val="28"/>
-        </w:rPr>
-        <w:t xml:space="preserve"> OCR Prescription Recognition</w:t>
+        <w:t>7.3 OCR Prescription Recognition</w:t>
       </w:r>
     </w:p>
     <w:p>
@@ -2647,6 +3191,7 @@
       <w:r>
         <w:rPr>
           <w:rFonts w:ascii="Times New Roman" w:hAnsi="Times New Roman" w:cs="Times New Roman"/>
+          <w:noProof/>
           <w:sz w:val="40"/>
           <w:szCs w:val="40"/>
         </w:rPr>
@@ -2666,7 +3211,7 @@
                     <pic:cNvPicPr/>
                   </pic:nvPicPr>
                   <pic:blipFill>
-                    <a:blip r:embed="rId8"/>
+                    <a:blip r:embed="rId10"/>
                     <a:stretch>
                       <a:fillRect/>
                     </a:stretch>
@@ -2701,23 +3246,7 @@
           <w:i/>
           <w:iCs/>
         </w:rPr>
-        <w:t>Figure 7.</w:t>
-      </w:r>
-      <w:r>
-        <w:rPr>
-          <w:rFonts w:ascii="Times New Roman" w:hAnsi="Times New Roman" w:cs="Times New Roman"/>
-          <w:i/>
-          <w:iCs/>
-        </w:rPr>
-        <w:t>3</w:t>
-      </w:r>
-      <w:r>
-        <w:rPr>
-          <w:rFonts w:ascii="Times New Roman" w:hAnsi="Times New Roman" w:cs="Times New Roman"/>
-          <w:i/>
-          <w:iCs/>
-        </w:rPr>
-        <w:t>: OCR Prescription Recognition Interface</w:t>
+        <w:t>Figure 7.3: OCR Prescription Recognition Interface</w:t>
       </w:r>
     </w:p>
     <w:p>
@@ -2755,6 +3284,7 @@
           <w:sz w:val="28"/>
           <w:szCs w:val="28"/>
         </w:rPr>
+        <w:lastRenderedPageBreak/>
         <w:t>7.</w:t>
       </w:r>
       <w:r>
@@ -2804,6 +3334,7 @@
       <w:r>
         <w:rPr>
           <w:rFonts w:ascii="Times New Roman" w:hAnsi="Times New Roman" w:cs="Times New Roman"/>
+          <w:noProof/>
           <w:sz w:val="40"/>
           <w:szCs w:val="40"/>
         </w:rPr>
@@ -2823,7 +3354,7 @@
                     <pic:cNvPicPr/>
                   </pic:nvPicPr>
                   <pic:blipFill>
-                    <a:blip r:embed="rId9"/>
+                    <a:blip r:embed="rId11"/>
                     <a:stretch>
                       <a:fillRect/>
                     </a:stretch>
@@ -2938,6 +3469,7 @@
       <w:r>
         <w:rPr>
           <w:rFonts w:ascii="Times New Roman" w:hAnsi="Times New Roman" w:cs="Times New Roman"/>
+          <w:noProof/>
           <w:sz w:val="40"/>
           <w:szCs w:val="40"/>
         </w:rPr>
@@ -2957,7 +3489,7 @@
                     <pic:cNvPicPr/>
                   </pic:nvPicPr>
                   <pic:blipFill>
-                    <a:blip r:embed="rId10"/>
+                    <a:blip r:embed="rId12"/>
                     <a:stretch>
                       <a:fillRect/>
                     </a:stretch>
@@ -3095,7 +3627,7 @@
         </w:rPr>
         <w:t xml:space="preserve"> </w:t>
       </w:r>
-      <w:hyperlink r:id="rId11" w:history="1">
+      <w:hyperlink r:id="rId13" w:history="1">
         <w:r>
           <w:rPr>
             <w:rStyle w:val="Hyperlink"/>
@@ -3167,6 +3699,7 @@
         <w:rPr>
           <w:rFonts w:ascii="Times New Roman" w:hAnsi="Times New Roman" w:cs="Times New Roman"/>
         </w:rPr>
+        <w:lastRenderedPageBreak/>
         <w:t>The PillSync frontend is deployed on Render, allowing users and reviewers to access the application through a web browser. The application communicates with the configured backend APIs for supported functionalities.</w:t>
       </w:r>
     </w:p>
@@ -3541,6 +4074,56 @@
     </w:sectPr>
   </w:body>
 </w:document>
+</file>
+
+<file path=word/endnotes.xml><?xml version="1.0" encoding="utf-8"?>
+<w:endnotes xmlns:wpc="http://schemas.microsoft.com/office/word/2010/wordprocessingCanvas" xmlns:cx="http://schemas.microsoft.com/office/drawing/2014/chartex" xmlns:cx1="http://schemas.microsoft.com/office/drawing/2015/9/8/chartex" xmlns:cx2="http://schemas.microsoft.com/office/drawing/2015/10/21/chartex" xmlns:cx3="http://schemas.microsoft.com/office/drawing/2016/5/9/chartex" xmlns:cx4="http://schemas.microsoft.com/office/drawing/2016/5/10/chartex" xmlns:cx5="http://schemas.microsoft.com/office/drawing/2016/5/11/chartex" xmlns:cx6="http://schemas.microsoft.com/office/drawing/2016/5/12/chartex" xmlns:cx7="http://schemas.microsoft.com/office/drawing/2016/5/13/chartex" xmlns:cx8="http://schemas.microsoft.com/office/drawing/2016/5/14/chartex" xmlns:mc="http://schemas.openxmlformats.org/markup-compatibility/2006" xmlns:aink="http://schemas.microsoft.com/office/drawing/2016/ink" xmlns:am3d="http://schemas.microsoft.com/office/drawing/2017/model3d" xmlns:o="urn:schemas-microsoft-com:office:office" xmlns:oel="http://schemas.microsoft.com/office/2019/extlst" xmlns:r="http://schemas.openxmlformats.org/officeDocument/2006/relationships" xmlns:m="http://schemas.openxmlformats.org/officeDocument/2006/math" xmlns:v="urn:schemas-microsoft-com:vml" xmlns:wp14="http://schemas.microsoft.com/office/word/2010/wordprocessingDrawing" xmlns:wp="http://schemas.openxmlformats.org/drawingml/2006/wordprocessingDrawing" xmlns:w10="urn:schemas-microsoft-com:office:word" xmlns:w="http://schemas.openxmlformats.org/wordprocessingml/2006/main" xmlns:w14="http://schemas.microsoft.com/office/word/2010/wordml" xmlns:w15="http://schemas.microsoft.com/office/word/2012/wordml" xmlns:w16cex="http://schemas.microsoft.com/office/word/2018/wordml/cex" xmlns:w16cid="http://schemas.microsoft.com/office/word/2016/wordml/cid" xmlns:w16="http://schemas.microsoft.com/office/word/2018/wordml" xmlns:w16du="http://schemas.microsoft.com/office/word/2023/wordml/word16du" xmlns:w16sdtdh="http://schemas.microsoft.com/office/word/2020/wordml/sdtdatahash" xmlns:w16sdtfl="http://schemas.microsoft.com/office/word/2024/wordml/sdtformatlock" xmlns:w16se="http://schemas.microsoft.com/office/word/2015/wordml/symex" xmlns:wpg="http://schemas.microsoft.com/office/word/2010/wordprocessingGroup" xmlns:wpi="http://schemas.microsoft.com/office/word/2010/wordprocessingInk" xmlns:wne="http://schemas.microsoft.com/office/word/2006/wordml" xmlns:wps="http://schemas.microsoft.com/office/word/2010/wordprocessingShape" mc:Ignorable="w14 w15 w16se w16cid w16 w16cex w16sdtdh w16sdtfl w16du wp14">
+  <w:endnote w:type="separator" w:id="-1">
+    <w:p>
+      <w:pPr>
+        <w:spacing w:after="0" w:line="240" w:lineRule="auto"/>
+      </w:pPr>
+      <w:r>
+        <w:separator/>
+      </w:r>
+    </w:p>
+  </w:endnote>
+  <w:endnote w:type="continuationSeparator" w:id="0">
+    <w:p>
+      <w:pPr>
+        <w:spacing w:after="0" w:line="240" w:lineRule="auto"/>
+      </w:pPr>
+      <w:r>
+        <w:continuationSeparator/>
+      </w:r>
+    </w:p>
+  </w:endnote>
+</w:endnotes>
+</file>
+
+<file path=word/footnotes.xml><?xml version="1.0" encoding="utf-8"?>
+<w:footnotes xmlns:wpc="http://schemas.microsoft.com/office/word/2010/wordprocessingCanvas" xmlns:cx="http://schemas.microsoft.com/office/drawing/2014/chartex" xmlns:cx1="http://schemas.microsoft.com/office/drawing/2015/9/8/chartex" xmlns:cx2="http://schemas.microsoft.com/office/drawing/2015/10/21/chartex" xmlns:cx3="http://schemas.microsoft.com/office/drawing/2016/5/9/chartex" xmlns:cx4="http://schemas.microsoft.com/office/drawing/2016/5/10/chartex" xmlns:cx5="http://schemas.microsoft.com/office/drawing/2016/5/11/chartex" xmlns:cx6="http://schemas.microsoft.com/office/drawing/2016/5/12/chartex" xmlns:cx7="http://schemas.microsoft.com/office/drawing/2016/5/13/chartex" xmlns:cx8="http://schemas.microsoft.com/office/drawing/2016/5/14/chartex" xmlns:mc="http://schemas.openxmlformats.org/markup-compatibility/2006" xmlns:aink="http://schemas.microsoft.com/office/drawing/2016/ink" xmlns:am3d="http://schemas.microsoft.com/office/drawing/2017/model3d" xmlns:o="urn:schemas-microsoft-com:office:office" xmlns:oel="http://schemas.microsoft.com/office/2019/extlst" xmlns:r="http://schemas.openxmlformats.org/officeDocument/2006/relationships" xmlns:m="http://schemas.openxmlformats.org/officeDocument/2006/math" xmlns:v="urn:schemas-microsoft-com:vml" xmlns:wp14="http://schemas.microsoft.com/office/word/2010/wordprocessingDrawing" xmlns:wp="http://schemas.openxmlformats.org/drawingml/2006/wordprocessingDrawing" xmlns:w10="urn:schemas-microsoft-com:office:word" xmlns:w="http://schemas.openxmlformats.org/wordprocessingml/2006/main" xmlns:w14="http://schemas.microsoft.com/office/word/2010/wordml" xmlns:w15="http://schemas.microsoft.com/office/word/2012/wordml" xmlns:w16cex="http://schemas.microsoft.com/office/word/2018/wordml/cex" xmlns:w16cid="http://schemas.microsoft.com/office/word/2016/wordml/cid" xmlns:w16="http://schemas.microsoft.com/office/word/2018/wordml" xmlns:w16du="http://schemas.microsoft.com/office/word/2023/wordml/word16du" xmlns:w16sdtdh="http://schemas.microsoft.com/office/word/2020/wordml/sdtdatahash" xmlns:w16sdtfl="http://schemas.microsoft.com/office/word/2024/wordml/sdtformatlock" xmlns:w16se="http://schemas.microsoft.com/office/word/2015/wordml/symex" xmlns:wpg="http://schemas.microsoft.com/office/word/2010/wordprocessingGroup" xmlns:wpi="http://schemas.microsoft.com/office/word/2010/wordprocessingInk" xmlns:wne="http://schemas.microsoft.com/office/word/2006/wordml" xmlns:wps="http://schemas.microsoft.com/office/word/2010/wordprocessingShape" mc:Ignorable="w14 w15 w16se w16cid w16 w16cex w16sdtdh w16sdtfl w16du wp14">
+  <w:footnote w:type="separator" w:id="-1">
+    <w:p>
+      <w:pPr>
+        <w:spacing w:after="0" w:line="240" w:lineRule="auto"/>
+      </w:pPr>
+      <w:r>
+        <w:separator/>
+      </w:r>
+    </w:p>
+  </w:footnote>
+  <w:footnote w:type="continuationSeparator" w:id="0">
+    <w:p>
+      <w:pPr>
+        <w:spacing w:after="0" w:line="240" w:lineRule="auto"/>
+      </w:pPr>
+      <w:r>
+        <w:continuationSeparator/>
+      </w:r>
+    </w:p>
+  </w:footnote>
+</w:footnotes>
 </file>
 
 <file path=word/numbering.xml><?xml version="1.0" encoding="utf-8"?>
@@ -4078,6 +4661,95 @@
     </w:lvl>
   </w:abstractNum>
   <w:abstractNum w:abstractNumId="4" w15:restartNumberingAfterBreak="0">
+    <w:nsid w:val="73B0654F"/>
+    <w:multiLevelType w:val="hybridMultilevel"/>
+    <w:tmpl w:val="19508E6C"/>
+    <w:lvl w:ilvl="0" w:tplc="4009000F">
+      <w:start w:val="1"/>
+      <w:numFmt w:val="decimal"/>
+      <w:lvlText w:val="%1."/>
+      <w:lvlJc w:val="left"/>
+      <w:pPr>
+        <w:ind w:left="720" w:hanging="360"/>
+      </w:pPr>
+      <w:rPr>
+        <w:rFonts w:hint="default"/>
+      </w:rPr>
+    </w:lvl>
+    <w:lvl w:ilvl="1" w:tplc="40090019" w:tentative="1">
+      <w:start w:val="1"/>
+      <w:numFmt w:val="lowerLetter"/>
+      <w:lvlText w:val="%2."/>
+      <w:lvlJc w:val="left"/>
+      <w:pPr>
+        <w:ind w:left="1440" w:hanging="360"/>
+      </w:pPr>
+    </w:lvl>
+    <w:lvl w:ilvl="2" w:tplc="4009001B" w:tentative="1">
+      <w:start w:val="1"/>
+      <w:numFmt w:val="lowerRoman"/>
+      <w:lvlText w:val="%3."/>
+      <w:lvlJc w:val="right"/>
+      <w:pPr>
+        <w:ind w:left="2160" w:hanging="180"/>
+      </w:pPr>
+    </w:lvl>
+    <w:lvl w:ilvl="3" w:tplc="4009000F" w:tentative="1">
+      <w:start w:val="1"/>
+      <w:numFmt w:val="decimal"/>
+      <w:lvlText w:val="%4."/>
+      <w:lvlJc w:val="left"/>
+      <w:pPr>
+        <w:ind w:left="2880" w:hanging="360"/>
+      </w:pPr>
+    </w:lvl>
+    <w:lvl w:ilvl="4" w:tplc="40090019" w:tentative="1">
+      <w:start w:val="1"/>
+      <w:numFmt w:val="lowerLetter"/>
+      <w:lvlText w:val="%5."/>
+      <w:lvlJc w:val="left"/>
+      <w:pPr>
+        <w:ind w:left="3600" w:hanging="360"/>
+      </w:pPr>
+    </w:lvl>
+    <w:lvl w:ilvl="5" w:tplc="4009001B" w:tentative="1">
+      <w:start w:val="1"/>
+      <w:numFmt w:val="lowerRoman"/>
+      <w:lvlText w:val="%6."/>
+      <w:lvlJc w:val="right"/>
+      <w:pPr>
+        <w:ind w:left="4320" w:hanging="180"/>
+      </w:pPr>
+    </w:lvl>
+    <w:lvl w:ilvl="6" w:tplc="4009000F" w:tentative="1">
+      <w:start w:val="1"/>
+      <w:numFmt w:val="decimal"/>
+      <w:lvlText w:val="%7."/>
+      <w:lvlJc w:val="left"/>
+      <w:pPr>
+        <w:ind w:left="5040" w:hanging="360"/>
+      </w:pPr>
+    </w:lvl>
+    <w:lvl w:ilvl="7" w:tplc="40090019" w:tentative="1">
+      <w:start w:val="1"/>
+      <w:numFmt w:val="lowerLetter"/>
+      <w:lvlText w:val="%8."/>
+      <w:lvlJc w:val="left"/>
+      <w:pPr>
+        <w:ind w:left="5760" w:hanging="360"/>
+      </w:pPr>
+    </w:lvl>
+    <w:lvl w:ilvl="8" w:tplc="4009001B" w:tentative="1">
+      <w:start w:val="1"/>
+      <w:numFmt w:val="lowerRoman"/>
+      <w:lvlText w:val="%9."/>
+      <w:lvlJc w:val="right"/>
+      <w:pPr>
+        <w:ind w:left="6480" w:hanging="180"/>
+      </w:pPr>
+    </w:lvl>
+  </w:abstractNum>
+  <w:abstractNum w:abstractNumId="5" w15:restartNumberingAfterBreak="0">
     <w:nsid w:val="73B418F9"/>
     <w:multiLevelType w:val="multilevel"/>
     <w:tmpl w:val="61C2AC8C"/>
@@ -4190,7 +4862,7 @@
       </w:pPr>
     </w:lvl>
   </w:abstractNum>
-  <w:abstractNum w:abstractNumId="5" w15:restartNumberingAfterBreak="0">
+  <w:abstractNum w:abstractNumId="6" w15:restartNumberingAfterBreak="0">
     <w:nsid w:val="75FE56F6"/>
     <w:multiLevelType w:val="multilevel"/>
     <w:tmpl w:val="C3704CCC"/>
@@ -4340,7 +5012,7 @@
     </w:lvl>
   </w:abstractNum>
   <w:num w:numId="1" w16cid:durableId="46224287">
-    <w:abstractNumId w:val="4"/>
+    <w:abstractNumId w:val="5"/>
   </w:num>
   <w:num w:numId="2" w16cid:durableId="1758869623">
     <w:abstractNumId w:val="1"/>
@@ -4352,10 +5024,13 @@
     <w:abstractNumId w:val="0"/>
   </w:num>
   <w:num w:numId="5" w16cid:durableId="1662806150">
-    <w:abstractNumId w:val="5"/>
+    <w:abstractNumId w:val="6"/>
   </w:num>
   <w:num w:numId="6" w16cid:durableId="1183738366">
     <w:abstractNumId w:val="3"/>
+  </w:num>
+  <w:num w:numId="7" w16cid:durableId="824202442">
+    <w:abstractNumId w:val="4"/>
   </w:num>
 </w:numbering>
 </file>
@@ -4760,7 +5435,7 @@
   <w:style w:type="paragraph" w:default="1" w:styleId="Normal">
     <w:name w:val="Normal"/>
     <w:qFormat/>
-    <w:rsid w:val="00935CB8"/>
+    <w:rsid w:val="00EB6411"/>
   </w:style>
   <w:style w:type="paragraph" w:styleId="Heading1">
     <w:name w:val="heading 1"/>
@@ -4964,6 +5639,7 @@
   <w:style w:type="character" w:default="1" w:styleId="DefaultParagraphFont">
     <w:name w:val="Default Paragraph Font"/>
     <w:uiPriority w:val="1"/>
+    <w:semiHidden/>
     <w:unhideWhenUsed/>
   </w:style>
   <w:style w:type="table" w:default="1" w:styleId="TableNormal">
@@ -5300,6 +5976,15 @@
       <w:shd w:val="clear" w:color="auto" w:fill="E1DFDD"/>
     </w:rPr>
   </w:style>
+  <w:style w:type="paragraph" w:styleId="NoSpacing">
+    <w:name w:val="No Spacing"/>
+    <w:uiPriority w:val="1"/>
+    <w:qFormat/>
+    <w:rsid w:val="00470F53"/>
+    <w:pPr>
+      <w:spacing w:after="0" w:line="240" w:lineRule="auto"/>
+    </w:pPr>
+  </w:style>
 </w:styles>
 </file>
 
